--- a/TO2Попов.docx
+++ b/TO2Попов.docx
@@ -925,7 +925,29 @@
                     <w:lang w:eastAsia="ru-RU"/>
                     <w14:ligatures w14:val="none"/>
                   </w:rPr>
-                  <w:t>09.02.07. 25ТО0</w:t>
+                  <w:t>09.02.07. 2</w:t>
+                </w:r>
+                <w:r>
+                  <w:rPr>
+                    <w:rFonts w:eastAsia="Times New Roman" w:cs="Times New Roman"/>
+                    <w:kern w:val="0"/>
+                    <w:sz w:val="40"/>
+                    <w:szCs w:val="40"/>
+                    <w:lang w:eastAsia="ru-RU"/>
+                    <w14:ligatures w14:val="none"/>
+                  </w:rPr>
+                  <w:t>6</w:t>
+                </w:r>
+                <w:r>
+                  <w:rPr>
+                    <w:rFonts w:eastAsia="Times New Roman" w:cs="Times New Roman"/>
+                    <w:kern w:val="0"/>
+                    <w:sz w:val="40"/>
+                    <w:szCs w:val="40"/>
+                    <w:lang w:eastAsia="ru-RU"/>
+                    <w14:ligatures w14:val="none"/>
+                  </w:rPr>
+                  <w:t>ТО0</w:t>
                 </w:r>
                 <w:r>
                   <w:rPr>
@@ -3554,16 +3576,13 @@
         <w:ind w:firstLine="709"/>
       </w:pPr>
       <w:r>
-        <w:t>IDE</w:t>
-      </w:r>
-      <w:r>
-        <w:t xml:space="preserve"> </w:t>
+        <w:t xml:space="preserve">ООО </w:t>
       </w:r>
       <w:r>
         <w:t xml:space="preserve">– </w:t>
       </w:r>
       <w:r>
-        <w:t>интегрированная среда разработки</w:t>
+        <w:t>общество с ограниченной ответственностью</w:t>
       </w:r>
     </w:p>
     <w:p>
@@ -3572,55 +3591,26 @@
         <w:ind w:firstLine="709"/>
       </w:pPr>
       <w:r>
-        <w:t>ISF</w:t>
-      </w:r>
-      <w:r>
-        <w:t xml:space="preserve"> </w:t>
-      </w:r>
-      <w:r>
-        <w:t>–</w:t>
-      </w:r>
-      <w:r>
-        <w:t xml:space="preserve"> </w:t>
-      </w:r>
-      <w:r>
-        <w:t xml:space="preserve">формат сериализации штрихов </w:t>
-      </w:r>
-      <w:proofErr w:type="spellStart"/>
-      <w:r>
-        <w:t>InkCanvas</w:t>
-      </w:r>
-      <w:proofErr w:type="spellEnd"/>
+        <w:t>O</w:t>
+      </w:r>
+      <w:r>
+        <w:t>С</w:t>
+      </w:r>
+      <w:r>
+        <w:t xml:space="preserve"> – </w:t>
+      </w:r>
+      <w:r>
+        <w:t>операционная система</w:t>
+      </w:r>
     </w:p>
     <w:p>
       <w:pPr>
         <w:spacing w:line="360" w:lineRule="auto"/>
         <w:ind w:firstLine="709"/>
-      </w:pPr>
-      <w:r>
         <w:rPr>
           <w:lang w:val="en-US"/>
         </w:rPr>
-        <w:t>JPG</w:t>
-      </w:r>
-      <w:r>
-        <w:t xml:space="preserve"> – </w:t>
-      </w:r>
-      <w:r>
-        <w:t>формат</w:t>
-      </w:r>
-      <w:r>
-        <w:t xml:space="preserve"> </w:t>
-      </w:r>
-      <w:r>
-        <w:t>сжатия</w:t>
-      </w:r>
-      <w:r>
-        <w:t xml:space="preserve"> </w:t>
-      </w:r>
-      <w:r>
-        <w:t>изображений</w:t>
-      </w:r>
+      </w:pPr>
     </w:p>
     <w:p>
       <w:pPr>
@@ -3628,13 +3618,22 @@
         <w:ind w:firstLine="709"/>
       </w:pPr>
       <w:r>
-        <w:t>OS</w:t>
-      </w:r>
-      <w:r>
-        <w:t xml:space="preserve"> – </w:t>
-      </w:r>
-      <w:r>
-        <w:t>операционная система</w:t>
+        <w:rPr>
+          <w:lang w:val="en-US"/>
+        </w:rPr>
+        <w:t>API</w:t>
+      </w:r>
+      <w:r>
+        <w:rPr>
+          <w:lang w:val="en-US"/>
+        </w:rPr>
+        <w:t xml:space="preserve"> </w:t>
+      </w:r>
+      <w:r>
+        <w:t xml:space="preserve">– </w:t>
+      </w:r>
+      <w:r>
+        <w:t>интерфейс прикладного программирования</w:t>
       </w:r>
     </w:p>
     <w:p>
@@ -3643,33 +3642,16 @@
         <w:ind w:firstLine="709"/>
       </w:pPr>
       <w:r>
-        <w:t>PC</w:t>
-      </w:r>
-      <w:r>
-        <w:t xml:space="preserve"> – </w:t>
-      </w:r>
-      <w:r>
-        <w:t>персональный компьютер</w:t>
-      </w:r>
-    </w:p>
-    <w:p>
-      <w:pPr>
-        <w:pStyle w:val="a3"/>
-        <w:rPr>
-          <w:szCs w:val="28"/>
-        </w:rPr>
-      </w:pPr>
-      <w:r>
-        <w:t>PM</w:t>
-      </w:r>
-      <w:r>
-        <w:t xml:space="preserve"> – </w:t>
-      </w:r>
-      <w:r>
-        <w:rPr>
-          <w:szCs w:val="28"/>
-        </w:rPr>
-        <w:t>программный модуль</w:t>
+        <w:t>IDE</w:t>
+      </w:r>
+      <w:r>
+        <w:t xml:space="preserve"> </w:t>
+      </w:r>
+      <w:r>
+        <w:t xml:space="preserve">– </w:t>
+      </w:r>
+      <w:r>
+        <w:t>интегрированная среда разработки</w:t>
       </w:r>
     </w:p>
     <w:p>
@@ -3678,17 +3660,25 @@
         <w:ind w:firstLine="709"/>
       </w:pPr>
       <w:r>
-        <w:t>PO</w:t>
-      </w:r>
-      <w:r>
-        <w:t xml:space="preserve"> –</w:t>
+        <w:t>ISF</w:t>
       </w:r>
       <w:r>
         <w:t xml:space="preserve"> </w:t>
       </w:r>
       <w:r>
-        <w:t>программное обеспечение</w:t>
-      </w:r>
+        <w:t>–</w:t>
+      </w:r>
+      <w:r>
+        <w:t xml:space="preserve"> </w:t>
+      </w:r>
+      <w:r>
+        <w:t xml:space="preserve">формат сериализации штрихов </w:t>
+      </w:r>
+      <w:proofErr w:type="spellStart"/>
+      <w:r>
+        <w:t>InkCanvas</w:t>
+      </w:r>
+      <w:proofErr w:type="spellEnd"/>
     </w:p>
     <w:p>
       <w:pPr>
@@ -3696,19 +3686,105 @@
         <w:ind w:firstLine="709"/>
       </w:pPr>
       <w:r>
-        <w:t>PNG</w:t>
+        <w:rPr>
+          <w:lang w:val="en-US"/>
+        </w:rPr>
+        <w:t>JPG</w:t>
       </w:r>
       <w:r>
         <w:t xml:space="preserve"> – </w:t>
       </w:r>
       <w:r>
-        <w:t>портативная сетевая графика</w:t>
+        <w:t>формат</w:t>
+      </w:r>
+      <w:r>
+        <w:t xml:space="preserve"> </w:t>
+      </w:r>
+      <w:r>
+        <w:t>сжатия</w:t>
+      </w:r>
+      <w:r>
+        <w:t xml:space="preserve"> </w:t>
+      </w:r>
+      <w:r>
+        <w:t>изображений</w:t>
       </w:r>
     </w:p>
     <w:p>
       <w:pPr>
         <w:spacing w:line="360" w:lineRule="auto"/>
         <w:ind w:firstLine="709"/>
+        <w:rPr>
+          <w:lang w:val="en-US"/>
+        </w:rPr>
+      </w:pPr>
+      <w:r>
+        <w:t>PC</w:t>
+      </w:r>
+      <w:r>
+        <w:t xml:space="preserve"> – </w:t>
+      </w:r>
+      <w:r>
+        <w:t>персональный компьютер</w:t>
+      </w:r>
+    </w:p>
+    <w:p>
+      <w:pPr>
+        <w:pStyle w:val="a3"/>
+        <w:rPr>
+          <w:szCs w:val="28"/>
+        </w:rPr>
+      </w:pPr>
+      <w:r>
+        <w:t>PM</w:t>
+      </w:r>
+      <w:r>
+        <w:t xml:space="preserve"> – </w:t>
+      </w:r>
+      <w:r>
+        <w:rPr>
+          <w:szCs w:val="28"/>
+        </w:rPr>
+        <w:t>программный модуль</w:t>
+      </w:r>
+    </w:p>
+    <w:p>
+      <w:pPr>
+        <w:spacing w:line="360" w:lineRule="auto"/>
+        <w:ind w:firstLine="709"/>
+      </w:pPr>
+      <w:r>
+        <w:t>PNG</w:t>
+      </w:r>
+      <w:r>
+        <w:t xml:space="preserve"> – </w:t>
+      </w:r>
+      <w:r>
+        <w:t>портативная сетевая графика</w:t>
+      </w:r>
+    </w:p>
+    <w:p>
+      <w:pPr>
+        <w:spacing w:line="360" w:lineRule="auto"/>
+        <w:ind w:firstLine="709"/>
+      </w:pPr>
+      <w:r>
+        <w:t>PO</w:t>
+      </w:r>
+      <w:r>
+        <w:t xml:space="preserve"> –</w:t>
+      </w:r>
+      <w:r>
+        <w:t xml:space="preserve"> </w:t>
+      </w:r>
+      <w:r>
+        <w:t>программное обеспечение</w:t>
+      </w:r>
+    </w:p>
+    <w:p>
+      <w:pPr>
+        <w:spacing w:line="360" w:lineRule="auto"/>
+        <w:ind w:firstLine="709"/>
       </w:pPr>
       <w:r>
         <w:t>UI</w:t>
@@ -3724,6 +3800,39 @@
       </w:r>
       <w:r>
         <w:t>пользовательский интерфейс</w:t>
+      </w:r>
+    </w:p>
+    <w:p>
+      <w:pPr>
+        <w:spacing w:line="360" w:lineRule="auto"/>
+        <w:ind w:firstLine="709"/>
+      </w:pPr>
+      <w:r>
+        <w:rPr>
+          <w:lang w:val="en-US"/>
+        </w:rPr>
+        <w:t>URL</w:t>
+      </w:r>
+      <w:r>
+        <w:t xml:space="preserve"> </w:t>
+      </w:r>
+      <w:r>
+        <w:t>–</w:t>
+      </w:r>
+      <w:r>
+        <w:t xml:space="preserve"> </w:t>
+      </w:r>
+      <w:r>
+        <w:t>унифицированный указател</w:t>
+      </w:r>
+      <w:r>
+        <w:t>ь</w:t>
+      </w:r>
+      <w:r>
+        <w:t xml:space="preserve"> </w:t>
+      </w:r>
+      <w:r>
+        <w:t>ресурса</w:t>
       </w:r>
     </w:p>
     <w:p>
@@ -5735,7 +5844,18 @@
         <w:pStyle w:val="a3"/>
       </w:pPr>
       <w:r>
-        <w:t>В ходе прохождения производственной практики разработано приложение – детский графический редактор на языке программирования C# [5] в среде Visual Studio 2022 с использованием технологии WPF.</w:t>
+        <w:t xml:space="preserve">В ходе прохождения производственной практики разработано приложение – детский графический редактор на языке программирования C# в среде Visual Studio 2022 с использованием технологии </w:t>
+      </w:r>
+      <w:proofErr w:type="spellStart"/>
+      <w:r>
+        <w:t>WPF</w:t>
+      </w:r>
+      <w:r>
+        <w:t>с</w:t>
+      </w:r>
+      <w:proofErr w:type="spellEnd"/>
+      <w:r>
+        <w:t>.</w:t>
       </w:r>
     </w:p>
     <w:p>
@@ -6330,18 +6450,10 @@
         <w:t>Таблица</w:t>
       </w:r>
       <w:r>
-        <w:t xml:space="preserve"> 1 – Набор </w:t>
-      </w:r>
-      <w:proofErr w:type="gramStart"/>
-      <w:r>
-        <w:t xml:space="preserve">тестов </w:t>
-      </w:r>
-      <w:r>
-        <w:t xml:space="preserve"> основных</w:t>
-      </w:r>
-      <w:proofErr w:type="gramEnd"/>
-      <w:r>
-        <w:t xml:space="preserve"> функций графического редактор</w:t>
+        <w:t xml:space="preserve"> 1 – Набор тестов </w:t>
+      </w:r>
+      <w:r>
+        <w:t>основных функций графического редактор</w:t>
       </w:r>
       <w:r>
         <w:t>а</w:t>
@@ -6443,7 +6555,7 @@
               <w:jc w:val="center"/>
             </w:pPr>
             <w:r>
-              <w:t>Выбрать красный цвет и нарисовать линию</w:t>
+              <w:t>На панели выбора цвета нажать на кнопку «Красный», затем нарисовать линию на белом холсте</w:t>
             </w:r>
           </w:p>
         </w:tc>
@@ -6505,7 +6617,7 @@
               <w:jc w:val="center"/>
             </w:pPr>
             <w:r>
-              <w:t>Изменить размер кисти на 15 и нарисовать линию</w:t>
+              <w:t>На панели инструментов передвинуть ползунок «Размер кисти» в положение 15, затем нарисовать линию на холсте</w:t>
             </w:r>
           </w:p>
         </w:tc>
@@ -6561,7 +6673,7 @@
               <w:jc w:val="center"/>
             </w:pPr>
             <w:r>
-              <w:t>Нажать кнопку «Ластик», попробовать выбрать синий цвет</w:t>
+              <w:t>На панели инструментов нажать кнопку «Ластик», затем на панели выбора цвета нажать на кнопку «Синий»</w:t>
             </w:r>
           </w:p>
         </w:tc>
@@ -6578,7 +6690,7 @@
               <w:jc w:val="center"/>
             </w:pPr>
             <w:r>
-              <w:t>Цвет не меняется, появляется подсказка: «Сначала выключи ластик!»</w:t>
+              <w:t>Цвет кисти не меняется, в статусной строке появляется подсказка: «Сначала выключи ластик! Нажми на кисть»</w:t>
             </w:r>
           </w:p>
         </w:tc>
@@ -6617,7 +6729,7 @@
               <w:jc w:val="center"/>
             </w:pPr>
             <w:r>
-              <w:t>Нарисовать несколько линий, нажать «Отменить»</w:t>
+              <w:t>Нарисовать 3 линии на холсте, затем на панели инструментов нажать кнопку «Отменить» </w:t>
             </w:r>
           </w:p>
         </w:tc>
@@ -6673,7 +6785,7 @@
               <w:jc w:val="center"/>
             </w:pPr>
             <w:r>
-              <w:t>Нажать «Вернуть» после отмены</w:t>
+              <w:t>После отмены действия на панели инструментов нажать кнопку «Вернуть»</w:t>
             </w:r>
           </w:p>
         </w:tc>
@@ -6690,18 +6802,7 @@
               <w:jc w:val="center"/>
             </w:pPr>
             <w:r>
-              <w:t>Файл с расширением .</w:t>
-            </w:r>
-            <w:proofErr w:type="spellStart"/>
-            <w:r>
-              <w:t>png</w:t>
-            </w:r>
-            <w:proofErr w:type="spellEnd"/>
-            <w:r>
-              <w:t xml:space="preserve"> создается в выбранной папке</w:t>
-            </w:r>
-            <w:r>
-              <w:t xml:space="preserve"> пользователем</w:t>
+              <w:t>Исчезнувшая линия появляется на холсте снова</w:t>
             </w:r>
           </w:p>
         </w:tc>
@@ -6740,7 +6841,7 @@
               <w:jc w:val="center"/>
             </w:pPr>
             <w:r>
-              <w:t>Нажать «Сохранить PNG», выбрать папку</w:t>
+              <w:t>Нажать на крестик закрытия окна программы при наличии нарисованных линий на холсте</w:t>
             </w:r>
           </w:p>
         </w:tc>
@@ -6757,7 +6858,7 @@
               <w:jc w:val="center"/>
             </w:pPr>
             <w:r>
-              <w:t>Открывается диалог печати Windows</w:t>
+              <w:t>На экране появляется диалоговое окно: «Сохранить рисунок как PNG перед выходом?» с кнопками «Да», «Нет», «Отмена»</w:t>
             </w:r>
           </w:p>
         </w:tc>
@@ -6796,7 +6897,7 @@
               <w:jc w:val="center"/>
             </w:pPr>
             <w:r>
-              <w:t>Нажать «Печать»</w:t>
+              <w:t>На панели инструментов нажать кнопку «Печать»</w:t>
             </w:r>
           </w:p>
         </w:tc>
@@ -6813,131 +6914,7 @@
               <w:jc w:val="center"/>
             </w:pPr>
             <w:r>
-              <w:t>Размер холста изменяется</w:t>
-            </w:r>
-          </w:p>
-        </w:tc>
-        <w:tc>
-          <w:tcPr>
-            <w:tcW w:w="3115" w:type="dxa"/>
-            <w:vAlign w:val="center"/>
-          </w:tcPr>
-          <w:p>
-            <w:pPr>
-              <w:pStyle w:val="a3"/>
-              <w:spacing w:line="240" w:lineRule="auto"/>
-              <w:ind w:firstLine="0"/>
-              <w:jc w:val="center"/>
-            </w:pPr>
-            <w:r>
-              <w:t>Совпал с ожидаемым</w:t>
-            </w:r>
-          </w:p>
-        </w:tc>
-      </w:tr>
-      <w:tr>
-        <w:trPr>
-          <w:trHeight w:val="454"/>
-        </w:trPr>
-        <w:tc>
-          <w:tcPr>
-            <w:tcW w:w="3114" w:type="dxa"/>
-            <w:vAlign w:val="center"/>
-          </w:tcPr>
-          <w:p>
-            <w:pPr>
-              <w:pStyle w:val="a3"/>
-              <w:spacing w:line="240" w:lineRule="auto"/>
-              <w:ind w:firstLine="0"/>
-              <w:jc w:val="center"/>
-            </w:pPr>
-            <w:r>
-              <w:t>Ввести ширину холста 2000, высоту 1500, нажать «Применить»</w:t>
-            </w:r>
-          </w:p>
-        </w:tc>
-        <w:tc>
-          <w:tcPr>
-            <w:tcW w:w="3115" w:type="dxa"/>
-            <w:vAlign w:val="center"/>
-          </w:tcPr>
-          <w:p>
-            <w:pPr>
-              <w:pStyle w:val="a3"/>
-              <w:spacing w:line="240" w:lineRule="auto"/>
-              <w:ind w:firstLine="0"/>
-              <w:jc w:val="center"/>
-            </w:pPr>
-            <w:r>
-              <w:t>Появляется сообщение об ошибке</w:t>
-            </w:r>
-            <w:r>
-              <w:t>:</w:t>
-            </w:r>
-            <w:r>
-              <w:t xml:space="preserve"> «</w:t>
-            </w:r>
-            <w:r>
-              <w:t>Размер холста изменяется на 2000×1500 пикселей</w:t>
-            </w:r>
-            <w:r>
-              <w:t>»</w:t>
-            </w:r>
-          </w:p>
-        </w:tc>
-        <w:tc>
-          <w:tcPr>
-            <w:tcW w:w="3115" w:type="dxa"/>
-            <w:vAlign w:val="center"/>
-          </w:tcPr>
-          <w:p>
-            <w:pPr>
-              <w:pStyle w:val="a3"/>
-              <w:spacing w:line="240" w:lineRule="auto"/>
-              <w:ind w:firstLine="0"/>
-              <w:jc w:val="center"/>
-            </w:pPr>
-            <w:r>
-              <w:t>Совпал с ожидаемым</w:t>
-            </w:r>
-          </w:p>
-        </w:tc>
-      </w:tr>
-      <w:tr>
-        <w:trPr>
-          <w:trHeight w:val="454"/>
-        </w:trPr>
-        <w:tc>
-          <w:tcPr>
-            <w:tcW w:w="3114" w:type="dxa"/>
-            <w:vAlign w:val="center"/>
-          </w:tcPr>
-          <w:p>
-            <w:pPr>
-              <w:pStyle w:val="a3"/>
-              <w:spacing w:line="240" w:lineRule="auto"/>
-              <w:ind w:firstLine="0"/>
-              <w:jc w:val="center"/>
-            </w:pPr>
-            <w:r>
-              <w:t>Закрыть программу с несохраненным рисунком</w:t>
-            </w:r>
-          </w:p>
-        </w:tc>
-        <w:tc>
-          <w:tcPr>
-            <w:tcW w:w="3115" w:type="dxa"/>
-            <w:vAlign w:val="center"/>
-          </w:tcPr>
-          <w:p>
-            <w:pPr>
-              <w:pStyle w:val="a3"/>
-              <w:spacing w:line="240" w:lineRule="auto"/>
-              <w:ind w:firstLine="0"/>
-              <w:jc w:val="center"/>
-            </w:pPr>
-            <w:r>
-              <w:t>Появляется диалог: «Сохранить рисунок перед выходом?»</w:t>
+              <w:t>На экране открывается диалоговое окно печати Windows</w:t>
             </w:r>
           </w:p>
         </w:tc>
@@ -8266,27 +8243,42 @@
     <w:p>
       <w:pPr>
         <w:pStyle w:val="aff1"/>
-      </w:pPr>
-      <w:r>
         <w:rPr>
           <w:lang w:val="en-US"/>
         </w:rPr>
+      </w:pPr>
+      <w:r>
+        <w:rPr>
+          <w:lang w:val="en-US"/>
+        </w:rPr>
         <w:t xml:space="preserve">    </w:t>
       </w:r>
       <w:proofErr w:type="spellStart"/>
       <w:r>
+        <w:rPr>
+          <w:lang w:val="en-US"/>
+        </w:rPr>
         <w:t>selectedButton.BorderBrush</w:t>
       </w:r>
       <w:proofErr w:type="spellEnd"/>
       <w:r>
+        <w:rPr>
+          <w:lang w:val="en-US"/>
+        </w:rPr>
         <w:t xml:space="preserve"> = </w:t>
       </w:r>
       <w:proofErr w:type="spellStart"/>
       <w:r>
+        <w:rPr>
+          <w:lang w:val="en-US"/>
+        </w:rPr>
         <w:t>Brushes.Gold</w:t>
       </w:r>
       <w:proofErr w:type="spellEnd"/>
       <w:r>
+        <w:rPr>
+          <w:lang w:val="en-US"/>
+        </w:rPr>
         <w:t>;</w:t>
       </w:r>
     </w:p>
@@ -9061,6 +9053,7 @@
         <w:docPartUnique/>
       </w:docPartObj>
     </w:sdtPr>
+    <w:sdtEndPr/>
     <w:sdtContent>
       <w:p>
         <w:pPr>
@@ -13565,7 +13558,6 @@
   <w:style w:type="character" w:default="1" w:styleId="a4">
     <w:name w:val="Default Paragraph Font"/>
     <w:uiPriority w:val="1"/>
-    <w:semiHidden/>
     <w:unhideWhenUsed/>
   </w:style>
   <w:style w:type="table" w:default="1" w:styleId="a5">
